--- a/RP-GG-PL-003_Contrat.Servicios_Criticos_Terce_V04.docx
+++ b/RP-GG-PL-003_Contrat.Servicios_Criticos_Terce_V04.docx
@@ -1644,7 +1644,7 @@
           <w:rFonts w:ascii="Arial" w:hAnsi="Arial" w:cs="Arial"/>
           <w:u w:val="single"/>
         </w:rPr>
-        <w:t xml:space="preserve">DE R.L. y de sus asociados</w:t>
+        <w:t xml:space="preserve">de R.L. y de sus asociados</w:t>
       </w:r>
       <w:r>
         <w:rPr>
@@ -1714,7 +1714,7 @@
           <w:rFonts w:ascii="Arial" w:hAnsi="Arial" w:cs="Arial"/>
           <w:u w:val="single"/>
         </w:rPr>
-        <w:t xml:space="preserve">La tercerización de un servicio no exime a la Cooperativa de su responsabilidad sobre las actividades delegadas, ni del cumplimiento de sus obligaciones legales, regulatorias y frente a sus asociados; en consecuencia, COMEDICA DE R.L. conserva en todo momento la capacidad de supervisar, controlar y, cuando sea necesario, reasumir o transferir el servicio tercerizado.</w:t>
+        <w:t xml:space="preserve">La tercerización de un servicio no exime a la Cooperativa de su responsabilidad sobre las actividades delegadas, ni del cumplimiento de sus obligaciones legales, regulatorias y frente a sus asociados; en consecuencia, COMEDICA de R.L. conserva en todo momento la capacidad de supervisar, controlar y, cuando sea necesario, reasumir o transferir el servicio tercerizado.</w:t>
       </w:r>
     </w:p>
     <w:p>
@@ -7949,7 +7949,7 @@
           <w:rFonts w:ascii="Arial" w:hAnsi="Arial" w:cs="Arial"/>
           <w:u w:val="single"/>
         </w:rPr>
-        <w:t xml:space="preserve">DE R.L.</w:t>
+        <w:t xml:space="preserve">de R.L.</w:t>
       </w:r>
       <w:r>
         <w:rPr>
@@ -8033,7 +8033,7 @@
           <w:rFonts w:ascii="Arial" w:hAnsi="Arial" w:cs="Arial"/>
           <w:u w:val="single"/>
         </w:rPr>
-        <w:t xml:space="preserve">DE R.L.</w:t>
+        <w:t xml:space="preserve">de R.L.</w:t>
       </w:r>
       <w:r>
         <w:rPr>
@@ -11465,7 +11465,7 @@
                 <w:color w:val="000000"/>
                 <w:u w:val="single"/>
               </w:rPr>
-              <w:t xml:space="preserve">DE R.L.</w:t>
+              <w:t xml:space="preserve">de R.L.</w:t>
             </w:r>
             <w:r>
               <w:rPr>
@@ -11941,7 +11941,7 @@
                 <w:color w:val="000000"/>
                 <w:u w:val="single"/>
               </w:rPr>
-              <w:t xml:space="preserve">DE R.L., con designación de contactos, matriz de escalamiento y comunicación en situaciones de crisis o activación de planes de continuidad.</w:t>
+              <w:t xml:space="preserve">de R.L., con designación de contactos, matriz de escalamiento y comunicación en situaciones de crisis o activación de planes de continuidad.</w:t>
             </w:r>
           </w:p>
         </w:tc>
@@ -12018,7 +12018,7 @@
                 <w:color w:val="000000"/>
                 <w:u w:val="single"/>
               </w:rPr>
-              <w:t xml:space="preserve">. Para tal efecto, el proveedor deberá notificar a COMEDICA DE R.L. todo incidente de seguridad que afecte su información o servicio en un plazo máximo de veinticuatro (24) horas desde su detección, proporcionando la información necesaria para el reporte regulatorio.</w:t>
+              <w:t xml:space="preserve">. Para tal efecto, el proveedor deberá notificar a COMEDICA de R.L. todo incidente de seguridad que afecte su información o servicio en un plazo máximo de veinticuatro (24) horas desde su detección, proporcionando la información necesaria para el reporte regulatorio.</w:t>
             </w:r>
           </w:p>
         </w:tc>
@@ -12093,7 +12093,7 @@
                 <w:color w:val="000000"/>
                 <w:u w:val="single"/>
               </w:rPr>
-              <w:t xml:space="preserve">DE R.L.</w:t>
+              <w:t xml:space="preserve">de R.L.</w:t>
             </w:r>
             <w:r>
               <w:rPr>
@@ -12198,7 +12198,7 @@
                 <w:color w:val="000000"/>
                 <w:u w:val="single"/>
               </w:rPr>
-              <w:t xml:space="preserve">DE R.L.</w:t>
+              <w:t xml:space="preserve">de R.L.</w:t>
             </w:r>
             <w:r>
               <w:rPr>
@@ -12363,7 +12363,7 @@
                 <w:color w:val="000000"/>
                 <w:u w:val="single"/>
               </w:rPr>
-              <w:t xml:space="preserve">DE R.L.</w:t>
+              <w:t xml:space="preserve">de R.L.</w:t>
             </w:r>
             <w:r>
               <w:rPr>
@@ -12468,7 +12468,7 @@
                 <w:color w:val="000000"/>
                 <w:u w:val="single"/>
               </w:rPr>
-              <w:t xml:space="preserve">DE R.L.</w:t>
+              <w:t xml:space="preserve">de R.L.</w:t>
             </w:r>
           </w:p>
         </w:tc>
@@ -12858,7 +12858,7 @@
                 <w:color w:val="000000"/>
                 <w:u w:val="single"/>
               </w:rPr>
-              <w:t xml:space="preserve">DE R.L.</w:t>
+              <w:t xml:space="preserve">de R.L.</w:t>
             </w:r>
             <w:r>
               <w:rPr>
@@ -13046,7 +13046,7 @@
                 <w:color w:val="000000"/>
                 <w:u w:val="single"/>
               </w:rPr>
-              <w:t xml:space="preserve">DE R.L.</w:t>
+              <w:t xml:space="preserve">de R.L.</w:t>
             </w:r>
             <w:r>
               <w:rPr>
@@ -13128,7 +13128,7 @@
                 <w:color w:val="000000"/>
                 <w:u w:val="single"/>
               </w:rPr>
-              <w:t xml:space="preserve">DE R.L.</w:t>
+              <w:t xml:space="preserve">de R.L.</w:t>
             </w:r>
             <w:r>
               <w:rPr>
@@ -13214,9 +13214,18 @@
             <w:r>
               <w:rPr>
                 <w:rFonts w:ascii="Arial" w:hAnsi="Arial" w:cs="Arial"/>
-                <w:color w:val="000000"/>
-              </w:rPr>
-              <w:t xml:space="preserve">Establecer que la Superintendencia, cuando ésta lo estime pertinente, </w:t>
+                <w:b/>
+                <w:color w:val="000000"/>
+                <w:u w:val="single"/>
+              </w:rPr>
+              <w:t xml:space="preserve">20-A.</w:t>
+            </w:r>
+            <w:r>
+              <w:rPr>
+                <w:rFonts w:ascii="Arial" w:hAnsi="Arial" w:cs="Arial"/>
+                <w:color w:val="000000"/>
+              </w:rPr>
+              <w:t xml:space="preserve"> Establecer que la Superintendencia, cuando ésta lo estime pertinente, </w:t>
             </w:r>
             <w:r>
               <w:rPr>
